--- a/paper/submission/Highlights.docx
+++ b/paper/submission/Highlights.docx
@@ -18,7 +18,7 @@
         </w:numPr>
       </w:pPr>
       <w:r>
-        <w:t>Sentence multi-vectors postpone chunk cuts until the query is known.</w:t>
+        <w:t>Query-time contiguous spans under token budget B for RAG.</w:t>
       </w:r>
     </w:p>
     <w:p>
@@ -29,7 +29,7 @@
         </w:numPr>
       </w:pPr>
       <w:r>
-        <w:t>A 1D program selects at most two non-overlapping spans under budget B.</w:t>
+        <w:t>Pair enumeration selects at most two non-overlapping spans.</w:t>
       </w:r>
     </w:p>
     <w:p>
@@ -40,7 +40,7 @@
         </w:numPr>
       </w:pPr>
       <w:r>
-        <w:t>Split-conformal B is the train quantile of gold-inclusion token depth.</w:t>
+        <w:t>Hybrid RRF leads SciFact nDCG; QALS is the low-token point.</w:t>
       </w:r>
     </w:p>
     <w:p>
@@ -51,7 +51,7 @@
         </w:numPr>
       </w:pPr>
       <w:r>
-        <w:t>Hybrid RRF often leads SciFact nDCG@10 at full-document token cost.</w:t>
+        <w:t>Conformal B saturates at a 2000-word cap on SciFact.</w:t>
       </w:r>
     </w:p>
     <w:p>
@@ -62,7 +62,7 @@
         </w:numPr>
       </w:pPr>
       <w:r>
-        <w:t>QALS stays competitive on nDCG@10 while using a much smaller prompt.</w:t>
+        <w:t>Adaptive-k, late-chunk controls, and LLM eval protocol included.</w:t>
       </w:r>
     </w:p>
   </w:body>
